--- a/reports/CIA2-Technical-Report.docx
+++ b/reports/CIA2-Technical-Report.docx
@@ -10,9 +10,138 @@
         <w:t>Design and Implementation of an End-to-End Cloud-Based CI/CD Pipeline</w:t>
       </w:r>
     </w:p>
+    <w:tbl>
+      <w:tblPr>
+        <w:tblStyle w:val="TableGrid"/>
+        <w:tblW w:type="auto" w:w="0"/>
+        <w:tblLook w:firstColumn="1" w:firstRow="1" w:lastColumn="0" w:lastRow="0" w:noHBand="0" w:noVBand="1" w:val="04A0"/>
+      </w:tblPr>
+      <w:tblGrid>
+        <w:gridCol w:w="4153"/>
+        <w:gridCol w:w="4153"/>
+      </w:tblGrid>
+      <w:tr>
+        <w:tc>
+          <w:tcPr>
+            <w:tcW w:type="dxa" w:w="4153"/>
+            <w:shd w:fill="E2E8F0"/>
+          </w:tcPr>
+          <w:p>
+            <w:r>
+              <w:rPr>
+                <w:b/>
+              </w:rPr>
+              <w:t>DEVOPS CIA 2</w:t>
+            </w:r>
+          </w:p>
+        </w:tc>
+        <w:tc>
+          <w:tcPr>
+            <w:tcW w:type="dxa" w:w="4153"/>
+            <w:shd w:fill="E2E8F0"/>
+          </w:tcPr>
+          <w:p>
+            <w:r>
+              <w:rPr>
+                <w:b/>
+              </w:rPr>
+              <w:t>STUDENT DETAILS</w:t>
+            </w:r>
+          </w:p>
+        </w:tc>
+      </w:tr>
+      <w:tr>
+        <w:tc>
+          <w:tcPr>
+            <w:tcW w:type="dxa" w:w="4153"/>
+          </w:tcPr>
+          <w:p>
+            <w:r>
+              <w:t>Name</w:t>
+            </w:r>
+          </w:p>
+        </w:tc>
+        <w:tc>
+          <w:tcPr>
+            <w:tcW w:type="dxa" w:w="4153"/>
+          </w:tcPr>
+          <w:p>
+            <w:r>
+              <w:t>Moksha</w:t>
+            </w:r>
+          </w:p>
+        </w:tc>
+      </w:tr>
+      <w:tr>
+        <w:tc>
+          <w:tcPr>
+            <w:tcW w:type="dxa" w:w="4153"/>
+          </w:tcPr>
+          <w:p>
+            <w:r>
+              <w:t>Roll number</w:t>
+            </w:r>
+          </w:p>
+        </w:tc>
+        <w:tc>
+          <w:tcPr>
+            <w:tcW w:type="dxa" w:w="4153"/>
+          </w:tcPr>
+          <w:p>
+            <w:r>
+              <w:t>23011102074</w:t>
+            </w:r>
+          </w:p>
+        </w:tc>
+      </w:tr>
+      <w:tr>
+        <w:tc>
+          <w:tcPr>
+            <w:tcW w:type="dxa" w:w="4153"/>
+          </w:tcPr>
+          <w:p>
+            <w:r>
+              <w:t>Class / section</w:t>
+            </w:r>
+          </w:p>
+        </w:tc>
+        <w:tc>
+          <w:tcPr>
+            <w:tcW w:type="dxa" w:w="4153"/>
+          </w:tcPr>
+          <w:p>
+            <w:r>
+              <w:t>IoT-B</w:t>
+            </w:r>
+          </w:p>
+        </w:tc>
+      </w:tr>
+      <w:tr>
+        <w:tc>
+          <w:tcPr>
+            <w:tcW w:type="dxa" w:w="4153"/>
+          </w:tcPr>
+          <w:p>
+            <w:r>
+              <w:t>Year</w:t>
+            </w:r>
+          </w:p>
+        </w:tc>
+        <w:tc>
+          <w:tcPr>
+            <w:tcW w:type="dxa" w:w="4153"/>
+          </w:tcPr>
+          <w:p>
+            <w:r>
+              <w:t>4th Year</w:t>
+            </w:r>
+          </w:p>
+        </w:tc>
+      </w:tr>
+    </w:tbl>
     <w:p>
       <w:r>
-        <w:t>CIA 2 technical report | GitHub: moksha3110 | Evidence date: 12 October 2026 (IST)</w:t>
+        <w:t>Technical report | Evidence date: 12 October 2026 (IST)</w:t>
       </w:r>
     </w:p>
     <w:p>
@@ -50,7 +179,7 @@
                     <pic:cNvPicPr/>
                   </pic:nvPicPr>
                   <pic:blipFill>
-                    <a:blip r:embed="rId10"/>
+                    <a:blip r:embed="rId11"/>
                     <a:stretch>
                       <a:fillRect/>
                     </a:stretch>
@@ -109,9 +238,13 @@
         <w:tc>
           <w:tcPr>
             <w:tcW w:type="dxa" w:w="4153"/>
+            <w:shd w:fill="E2E8F0"/>
           </w:tcPr>
           <w:p>
             <w:r>
+              <w:rPr>
+                <w:b/>
+              </w:rPr>
               <w:t>Tool</w:t>
             </w:r>
           </w:p>
@@ -119,9 +252,13 @@
         <w:tc>
           <w:tcPr>
             <w:tcW w:type="dxa" w:w="4153"/>
+            <w:shd w:fill="E2E8F0"/>
           </w:tcPr>
           <w:p>
             <w:r>
+              <w:rPr>
+                <w:b/>
+              </w:rPr>
               <w:t>Purpose and justification</w:t>
             </w:r>
           </w:p>
@@ -289,9 +426,13 @@
         <w:tc>
           <w:tcPr>
             <w:tcW w:type="dxa" w:w="4153"/>
+            <w:shd w:fill="E2E8F0"/>
           </w:tcPr>
           <w:p>
             <w:r>
+              <w:rPr>
+                <w:b/>
+              </w:rPr>
               <w:t>Validation</w:t>
             </w:r>
           </w:p>
@@ -299,9 +440,13 @@
         <w:tc>
           <w:tcPr>
             <w:tcW w:type="dxa" w:w="4153"/>
+            <w:shd w:fill="E2E8F0"/>
           </w:tcPr>
           <w:p>
             <w:r>
+              <w:rPr>
+                <w:b/>
+              </w:rPr>
               <w:t>Recorded result</w:t>
             </w:r>
           </w:p>
@@ -406,9 +551,13 @@
         <w:tc>
           <w:tcPr>
             <w:tcW w:type="dxa" w:w="4153"/>
+            <w:shd w:fill="E2E8F0"/>
           </w:tcPr>
           <w:p>
             <w:r>
+              <w:rPr>
+                <w:b/>
+              </w:rPr>
               <w:t>Stage</w:t>
             </w:r>
           </w:p>
@@ -416,9 +565,13 @@
         <w:tc>
           <w:tcPr>
             <w:tcW w:type="dxa" w:w="4153"/>
+            <w:shd w:fill="E2E8F0"/>
           </w:tcPr>
           <w:p>
             <w:r>
+              <w:rPr>
+                <w:b/>
+              </w:rPr>
               <w:t>Implementation</w:t>
             </w:r>
           </w:p>
@@ -552,7 +705,7 @@
                     <pic:cNvPicPr/>
                   </pic:nvPicPr>
                   <pic:blipFill>
-                    <a:blip r:embed="rId11"/>
+                    <a:blip r:embed="rId12"/>
                     <a:stretch>
                       <a:fillRect/>
                     </a:stretch>
@@ -619,7 +772,7 @@
                     <pic:cNvPicPr/>
                   </pic:nvPicPr>
                   <pic:blipFill>
-                    <a:blip r:embed="rId12"/>
+                    <a:blip r:embed="rId13"/>
                     <a:stretch>
                       <a:fillRect/>
                     </a:stretch>
@@ -691,7 +844,7 @@
                     <pic:cNvPicPr/>
                   </pic:nvPicPr>
                   <pic:blipFill>
-                    <a:blip r:embed="rId13"/>
+                    <a:blip r:embed="rId14"/>
                     <a:stretch>
                       <a:fillRect/>
                     </a:stretch>
@@ -735,7 +888,7 @@
                     <pic:cNvPicPr/>
                   </pic:nvPicPr>
                   <pic:blipFill>
-                    <a:blip r:embed="rId14"/>
+                    <a:blip r:embed="rId15"/>
                     <a:stretch>
                       <a:fillRect/>
                     </a:stretch>
@@ -812,7 +965,7 @@
                     <pic:cNvPicPr/>
                   </pic:nvPicPr>
                   <pic:blipFill>
-                    <a:blip r:embed="rId15"/>
+                    <a:blip r:embed="rId16"/>
                     <a:stretch>
                       <a:fillRect/>
                     </a:stretch>
@@ -853,9 +1006,13 @@
         <w:tc>
           <w:tcPr>
             <w:tcW w:type="dxa" w:w="4153"/>
+            <w:shd w:fill="E2E8F0"/>
           </w:tcPr>
           <w:p>
             <w:r>
+              <w:rPr>
+                <w:b/>
+              </w:rPr>
               <w:t>Traceability item</w:t>
             </w:r>
           </w:p>
@@ -863,9 +1020,13 @@
         <w:tc>
           <w:tcPr>
             <w:tcW w:type="dxa" w:w="4153"/>
+            <w:shd w:fill="E2E8F0"/>
           </w:tcPr>
           <w:p>
             <w:r>
+              <w:rPr>
+                <w:b/>
+              </w:rPr>
               <w:t>Recorded value</w:t>
             </w:r>
           </w:p>
@@ -1019,9 +1180,13 @@
         <w:tc>
           <w:tcPr>
             <w:tcW w:type="dxa" w:w="4153"/>
+            <w:shd w:fill="E2E8F0"/>
           </w:tcPr>
           <w:p>
             <w:r>
+              <w:rPr>
+                <w:b/>
+              </w:rPr>
               <w:t>Challenge</w:t>
             </w:r>
           </w:p>
@@ -1029,9 +1194,13 @@
         <w:tc>
           <w:tcPr>
             <w:tcW w:type="dxa" w:w="4153"/>
+            <w:shd w:fill="E2E8F0"/>
           </w:tcPr>
           <w:p>
             <w:r>
+              <w:rPr>
+                <w:b/>
+              </w:rPr>
               <w:t>Resolution</w:t>
             </w:r>
           </w:p>
@@ -1178,9 +1347,13 @@
         <w:tc>
           <w:tcPr>
             <w:tcW w:type="dxa" w:w="4153"/>
+            <w:shd w:fill="E2E8F0"/>
           </w:tcPr>
           <w:p>
             <w:r>
+              <w:rPr>
+                <w:b/>
+              </w:rPr>
               <w:t>Deliverable</w:t>
             </w:r>
           </w:p>
@@ -1188,9 +1361,13 @@
         <w:tc>
           <w:tcPr>
             <w:tcW w:type="dxa" w:w="4153"/>
+            <w:shd w:fill="E2E8F0"/>
           </w:tcPr>
           <w:p>
             <w:r>
+              <w:rPr>
+                <w:b/>
+              </w:rPr>
               <w:t>Evidence location</w:t>
             </w:r>
           </w:p>
@@ -1352,6 +1529,7 @@
     </w:p>
     <w:sectPr>
       <w:headerReference w:type="default" r:id="rId9"/>
+      <w:footerReference w:type="default" r:id="rId10"/>
       <w:pgSz w:w="11906" w:h="16838"/>
       <w:pgMar w:top="936" w:right="1800" w:bottom="936" w:left="1800" w:header="720" w:footer="720" w:gutter="0"/>
       <w:cols w:space="720"/>
@@ -1361,6 +1539,21 @@
 </w:document>
 </file>
 
+<file path=word/footer1.xml><?xml version="1.0" encoding="utf-8"?>
+<w:ftr xmlns:m="http://schemas.openxmlformats.org/officeDocument/2006/math" xmlns:mc="http://schemas.openxmlformats.org/markup-compatibility/2006" xmlns:mo="http://schemas.microsoft.com/office/mac/office/2008/main" xmlns:mv="urn:schemas-microsoft-com:mac:vml" xmlns:o="urn:schemas-microsoft-com:office:office" xmlns:r="http://schemas.openxmlformats.org/officeDocument/2006/relationships" xmlns:v="urn:schemas-microsoft-com:vml" xmlns:w10="urn:schemas-microsoft-com:office:word" xmlns:w14="http://schemas.microsoft.com/office/word/2010/wordml" xmlns:w="http://schemas.openxmlformats.org/wordprocessingml/2006/main" xmlns:wne="http://schemas.microsoft.com/office/word/2006/wordml" xmlns:wp14="http://schemas.microsoft.com/office/word/2010/wordprocessingDrawing" xmlns:wp="http://schemas.openxmlformats.org/drawingml/2006/wordprocessingDrawing" xmlns:wpc="http://schemas.microsoft.com/office/word/2010/wordprocessingCanvas" xmlns:wpg="http://schemas.microsoft.com/office/word/2010/wordprocessingGroup" xmlns:wpi="http://schemas.microsoft.com/office/word/2010/wordprocessingInk" xmlns:wps="http://schemas.microsoft.com/office/word/2010/wordprocessingShape" mc:Ignorable="w14 wp14">
+  <w:p>
+    <w:pPr>
+      <w:pStyle w:val="Footer"/>
+      <w:jc w:val="right"/>
+    </w:pPr>
+    <w:r>
+      <w:t xml:space="preserve">Moksha | IoT-B, 4th Year | Page </w:t>
+    </w:r>
+    <w:fldSimple w:instr="PAGE"/>
+  </w:p>
+</w:ftr>
+</file>
+
 <file path=word/header1.xml><?xml version="1.0" encoding="utf-8"?>
 <w:hdr xmlns:m="http://schemas.openxmlformats.org/officeDocument/2006/math" xmlns:mc="http://schemas.openxmlformats.org/markup-compatibility/2006" xmlns:mo="http://schemas.microsoft.com/office/mac/office/2008/main" xmlns:mv="urn:schemas-microsoft-com:mac:vml" xmlns:o="urn:schemas-microsoft-com:office:office" xmlns:r="http://schemas.openxmlformats.org/officeDocument/2006/relationships" xmlns:v="urn:schemas-microsoft-com:vml" xmlns:w10="urn:schemas-microsoft-com:office:word" xmlns:w14="http://schemas.microsoft.com/office/word/2010/wordml" xmlns:w="http://schemas.openxmlformats.org/wordprocessingml/2006/main" xmlns:wne="http://schemas.microsoft.com/office/word/2006/wordml" xmlns:wp14="http://schemas.microsoft.com/office/word/2010/wordprocessingDrawing" xmlns:wp="http://schemas.openxmlformats.org/drawingml/2006/wordprocessingDrawing" xmlns:wpc="http://schemas.microsoft.com/office/word/2010/wordprocessingCanvas" xmlns:wpg="http://schemas.microsoft.com/office/word/2010/wordprocessingGroup" xmlns:wpi="http://schemas.microsoft.com/office/word/2010/wordprocessingInk" xmlns:wps="http://schemas.microsoft.com/office/word/2010/wordprocessingShape" mc:Ignorable="w14 wp14">
   <w:p>
@@ -1368,7 +1561,7 @@
       <w:pStyle w:val="Header"/>
     </w:pPr>
     <w:r>
-      <w:t>CIA 2 | End-to-End Cloud CI/CD Pipeline</w:t>
+      <w:t>DEVOPS CIA 2 | Moksha | 23011102074</w:t>
     </w:r>
   </w:p>
 </w:hdr>
@@ -1737,6 +1930,9 @@
     <w:name w:val="Normal"/>
     <w:qFormat/>
     <w:rsid w:val="00FC693F"/>
+    <w:pPr>
+      <w:spacing w:after="160" w:line="276" w:lineRule="auto"/>
+    </w:pPr>
     <w:rPr>
       <w:rFonts w:ascii="Calibri" w:hAnsi="Calibri"/>
       <w:sz w:val="20"/>
